--- a/_usulan_tpp_smkn1_koba/PPPK/SURAT_PERNYATAAN_P3K.docx
+++ b/_usulan_tpp_smkn1_koba/PPPK/SURAT_PERNYATAAN_P3K.docx
@@ -215,7 +215,7 @@
           <w:rFonts w:ascii="Arial" w:hAnsi="Arial"/>
           <w:sz w:val="22"/>
         </w:rPr>
-        <w:t>Perhitungan yang terdapat dalam SPM Langsung (SPM-LS) Nomor : ........................................... tanggal .......................................... untuk pembayaran Tambahan Penghasilan Pegawai (TPP) PPPK sebesar Rp 13.303.500,- (tiga belas juta tiga ratus tiga ribu lima ratus rupiah) untuk bulan Juli 2026 telah dihitung dengan benar berdasarkan dokumen pelaksanaan anggaran dan dokumen pendukung lainnya.</w:t>
+        <w:t>Perhitungan yang terdapat dalam SPM Langsung (SPM-LS) Nomor : ........................................... tanggal .......................................... untuk pembayaran Tambahan Penghasilan Pegawai (TPP) PPPK sebesar Rp 14.003.500,- (empat belas juta tiga ribu lima ratus rupiah) untuk bulan Juli 2026 telah dihitung dengan benar berdasarkan dokumen pelaksanaan anggaran dan dokumen pendukung lainnya.</w:t>
         <w:br/>
       </w:r>
     </w:p>
